--- a/docs/运维Agent部署手册-新版.docx
+++ b/docs/运维Agent部署手册-新版.docx
@@ -108,7 +108,7 @@
         <w:ind w:firstLine="480"/>
       </w:pPr>
       <w:r>
-        <w:t xml:space="preserve">AIGC: ContentProducer: '001191110102MAD55U9H0F10002' ContentPropagator: '001191110102MAD55U9H0F10002' Label: '1' ProduceID: '28b23867-9d63-4cad-a12d-815bd0cc9278' PropagateID: '28b23867-9d63-4cad-a12d-815bd0cc9278' ReservedCode1: 'e8561490-64b6-4696-83c7-6038978dd594' ReservedCode2: 'e8561490-64b6-4696-83c7-6038978dd594' ---</w:t>
+        <w:t xml:space="preserve">AIGC: ContentProducer: '001191110102MAD55U9H0F10002' ContentPropagator: '001191110102MAD55U9H0F10002' Label: '1' ProduceID: '0b07a560-4225-47d1-ad68-06fd2bcab716' PropagateID: '0b07a560-4225-47d1-ad68-06fd2bcab716' ReservedCode1: 'edbbb77b-9555-4515-beb2-32b3d721c9b2' ReservedCode2: 'edbbb77b-9555-4515-beb2-32b3d721c9b2' ---</w:t>
       </w:r>
     </w:p>
     <w:p>
@@ -1502,6 +1502,286 @@
     </w:p>
     <w:p>
       <w:pPr>
+        <w:pStyle w:val="Heading4"/>
+        <w:spacing w:after="120" w:before="120"/>
+        <w:outlineLvl w:val="3"/>
+      </w:pPr>
+      <w:r>
+        <w:rPr>
+          <w:rFonts w:ascii="Microsoft YaHei" w:cs="Microsoft YaHei" w:eastAsia="Microsoft YaHei" w:hAnsi="Microsoft YaHei"/>
+          <w:b/>
+          <w:bCs/>
+          <w:color w:val="1A5276"/>
+          <w:sz w:val="26"/>
+          <w:szCs w:val="26"/>
+        </w:rPr>
+        <w:t xml:space="preserve">3.1.1 网络受限环境：submodule 替代方案</w:t>
+      </w:r>
+    </w:p>
+    <w:p>
+      <w:pPr>
+        <w:ind w:firstLine="480"/>
+      </w:pPr>
+      <w:r>
+        <w:rPr>
+          <w:rFonts w:ascii="Consolas" w:cs="Consolas" w:eastAsia="Consolas" w:hAnsi="Consolas"/>
+        </w:rPr>
+        <w:t xml:space="preserve">reference/ongrid</w:t>
+      </w:r>
+      <w:r>
+        <w:t xml:space="preserve"> 是子模块，默认从 </w:t>
+      </w:r>
+      <w:r>
+        <w:rPr>
+          <w:rFonts w:ascii="Consolas" w:cs="Consolas" w:eastAsia="Consolas" w:hAnsi="Consolas"/>
+        </w:rPr>
+        <w:t xml:space="preserve">https://github.com/ongridio/ongrid.git</w:t>
+      </w:r>
+      <w:r>
+        <w:t xml:space="preserve"> 克隆。若服务器无法访问 </w:t>
+      </w:r>
+      <w:r>
+        <w:rPr>
+          <w:rFonts w:ascii="Consolas" w:cs="Consolas" w:eastAsia="Consolas" w:hAnsi="Consolas"/>
+        </w:rPr>
+        <w:t xml:space="preserve">github.com</w:t>
+      </w:r>
+      <w:r>
+        <w:t xml:space="preserve">（443 端口超时），可改用 </w:t>
+      </w:r>
+      <w:r>
+        <w:rPr>
+          <w:b/>
+          <w:bCs/>
+        </w:rPr>
+        <w:t xml:space="preserve">ongrid-newops 仓库 Release 中预置的源码包</w:t>
+      </w:r>
+      <w:r>
+        <w:t xml:space="preserve">，无需访问外部仓库：</w:t>
+      </w:r>
+    </w:p>
+    <w:p>
+      <w:pPr>
+        <w:spacing w:after="0" w:before="0"/>
+      </w:pPr>
+      <w:r>
+        <w:rPr>
+          <w:rFonts w:ascii="Consolas" w:cs="Consolas" w:eastAsia="Consolas" w:hAnsi="Consolas"/>
+          <w:sz w:val="20"/>
+          <w:szCs w:val="20"/>
+        </w:rPr>
+        <w:t xml:space="preserve">cd /home/ongrid-newops</w:t>
+      </w:r>
+    </w:p>
+    <w:p>
+      <w:pPr>
+        <w:spacing w:after="0" w:before="0"/>
+      </w:pPr>
+      <w:r>
+        <w:rPr>
+          <w:rFonts w:ascii="Consolas" w:cs="Consolas" w:eastAsia="Consolas" w:hAnsi="Consolas"/>
+          <w:sz w:val="20"/>
+          <w:szCs w:val="20"/>
+        </w:rPr>
+        <w:t xml:space="preserve"/>
+      </w:r>
+    </w:p>
+    <w:p>
+      <w:pPr>
+        <w:spacing w:after="0" w:before="0"/>
+      </w:pPr>
+      <w:r>
+        <w:rPr>
+          <w:rFonts w:ascii="Consolas" w:cs="Consolas" w:eastAsia="Consolas" w:hAnsi="Consolas"/>
+          <w:sz w:val="20"/>
+          <w:szCs w:val="20"/>
+        </w:rPr>
+        <w:t xml:space="preserve"># 下载预打包的 ongrid 参考源码（commit e249f8f）</w:t>
+      </w:r>
+    </w:p>
+    <w:p>
+      <w:pPr>
+        <w:spacing w:after="0" w:before="0"/>
+      </w:pPr>
+      <w:r>
+        <w:rPr>
+          <w:rFonts w:ascii="Consolas" w:cs="Consolas" w:eastAsia="Consolas" w:hAnsi="Consolas"/>
+          <w:sz w:val="20"/>
+          <w:szCs w:val="20"/>
+        </w:rPr>
+        <w:t xml:space="preserve">wget https://github.com/lilonghui-1/ongrid-newops/releases/download/ongrid-ref-v1/ongrid-e249f8f.tar.gz</w:t>
+      </w:r>
+    </w:p>
+    <w:p>
+      <w:pPr>
+        <w:spacing w:after="0" w:before="0"/>
+      </w:pPr>
+      <w:r>
+        <w:rPr>
+          <w:rFonts w:ascii="Consolas" w:cs="Consolas" w:eastAsia="Consolas" w:hAnsi="Consolas"/>
+          <w:sz w:val="20"/>
+          <w:szCs w:val="20"/>
+        </w:rPr>
+        <w:t xml:space="preserve"/>
+      </w:r>
+    </w:p>
+    <w:p>
+      <w:pPr>
+        <w:spacing w:after="0" w:before="0"/>
+      </w:pPr>
+      <w:r>
+        <w:rPr>
+          <w:rFonts w:ascii="Consolas" w:cs="Consolas" w:eastAsia="Consolas" w:hAnsi="Consolas"/>
+          <w:sz w:val="20"/>
+          <w:szCs w:val="20"/>
+        </w:rPr>
+        <w:t xml:space="preserve"># 解压到 reference/ongrid（需先移除空目录或 gitlink）</w:t>
+      </w:r>
+    </w:p>
+    <w:p>
+      <w:pPr>
+        <w:spacing w:after="0" w:before="0"/>
+      </w:pPr>
+      <w:r>
+        <w:rPr>
+          <w:rFonts w:ascii="Consolas" w:cs="Consolas" w:eastAsia="Consolas" w:hAnsi="Consolas"/>
+          <w:sz w:val="20"/>
+          <w:szCs w:val="20"/>
+        </w:rPr>
+        <w:t xml:space="preserve">mkdir -p reference</w:t>
+      </w:r>
+    </w:p>
+    <w:p>
+      <w:pPr>
+        <w:spacing w:after="0" w:before="0"/>
+      </w:pPr>
+      <w:r>
+        <w:rPr>
+          <w:rFonts w:ascii="Consolas" w:cs="Consolas" w:eastAsia="Consolas" w:hAnsi="Consolas"/>
+          <w:sz w:val="20"/>
+          <w:szCs w:val="20"/>
+        </w:rPr>
+        <w:t xml:space="preserve">rm -rf reference/ongrid          # 若存在空的 gitlink 目录先移除</w:t>
+      </w:r>
+    </w:p>
+    <w:p>
+      <w:pPr>
+        <w:spacing w:after="0" w:before="0"/>
+      </w:pPr>
+      <w:r>
+        <w:rPr>
+          <w:rFonts w:ascii="Consolas" w:cs="Consolas" w:eastAsia="Consolas" w:hAnsi="Consolas"/>
+          <w:sz w:val="20"/>
+          <w:szCs w:val="20"/>
+        </w:rPr>
+        <w:t xml:space="preserve">tar zxvf ongrid-e249f8f.tar.gz  # 解压出 ongrid/ 目录</w:t>
+      </w:r>
+    </w:p>
+    <w:p>
+      <w:pPr>
+        <w:spacing w:after="0" w:before="0"/>
+      </w:pPr>
+      <w:r>
+        <w:rPr>
+          <w:rFonts w:ascii="Consolas" w:cs="Consolas" w:eastAsia="Consolas" w:hAnsi="Consolas"/>
+          <w:sz w:val="20"/>
+          <w:szCs w:val="20"/>
+        </w:rPr>
+        <w:t xml:space="preserve">mv ongrid reference/ongrid</w:t>
+      </w:r>
+    </w:p>
+    <w:p>
+      <w:pPr>
+        <w:ind w:firstLine="480"/>
+      </w:pPr>
+      <w:r>
+        <w:t xml:space="preserve">&gt; 说明： &gt; - 该下载地址与 </w:t>
+      </w:r>
+      <w:r>
+        <w:rPr>
+          <w:rFonts w:ascii="Consolas" w:cs="Consolas" w:eastAsia="Consolas" w:hAnsi="Consolas"/>
+        </w:rPr>
+        <w:t xml:space="preserve">git clone</w:t>
+      </w:r>
+      <w:r>
+        <w:t xml:space="preserve"> 一样位于 </w:t>
+      </w:r>
+      <w:r>
+        <w:rPr>
+          <w:rFonts w:ascii="Consolas" w:cs="Consolas" w:eastAsia="Consolas" w:hAnsi="Consolas"/>
+        </w:rPr>
+        <w:t xml:space="preserve">github.com</w:t>
+      </w:r>
+      <w:r>
+        <w:t xml:space="preserve"> 主域。若服务器连 </w:t>
+      </w:r>
+      <w:r>
+        <w:rPr>
+          <w:rFonts w:ascii="Consolas" w:cs="Consolas" w:eastAsia="Consolas" w:hAnsi="Consolas"/>
+        </w:rPr>
+        <w:t xml:space="preserve">github.com</w:t>
+      </w:r>
+      <w:r>
+        <w:t xml:space="preserve"> 主域也不通，可在</w:t>
+      </w:r>
+      <w:r>
+        <w:rPr>
+          <w:b/>
+          <w:bCs/>
+        </w:rPr>
+        <w:t xml:space="preserve">本机</w:t>
+      </w:r>
+      <w:r>
+        <w:t xml:space="preserve">下载该文件后通过 </w:t>
+      </w:r>
+      <w:r>
+        <w:rPr>
+          <w:rFonts w:ascii="Consolas" w:cs="Consolas" w:eastAsia="Consolas" w:hAnsi="Consolas"/>
+        </w:rPr>
+        <w:t xml:space="preserve">scp</w:t>
+      </w:r>
+      <w:r>
+        <w:t xml:space="preserve">/</w:t>
+      </w:r>
+      <w:r>
+        <w:rPr>
+          <w:rFonts w:ascii="Consolas" w:cs="Consolas" w:eastAsia="Consolas" w:hAnsi="Consolas"/>
+        </w:rPr>
+        <w:t xml:space="preserve">sftp</w:t>
+      </w:r>
+      <w:r>
+        <w:t xml:space="preserve"> 等方式传到服务器，再解压。 &gt; - 该源码包与 submodule 记录的 commit（</w:t>
+      </w:r>
+      <w:r>
+        <w:rPr>
+          <w:rFonts w:ascii="Consolas" w:cs="Consolas" w:eastAsia="Consolas" w:hAnsi="Consolas"/>
+        </w:rPr>
+        <w:t xml:space="preserve">e249f8f</w:t>
+      </w:r>
+      <w:r>
+        <w:t xml:space="preserve">）完全一致，仅缺少 </w:t>
+      </w:r>
+      <w:r>
+        <w:rPr>
+          <w:rFonts w:ascii="Consolas" w:cs="Consolas" w:eastAsia="Consolas" w:hAnsi="Consolas"/>
+        </w:rPr>
+        <w:t xml:space="preserve">.git</w:t>
+      </w:r>
+      <w:r>
+        <w:t xml:space="preserve"> 元数据，不影响作为参考代码使用。 &gt; - 若后续通过正常网络执行过 </w:t>
+      </w:r>
+      <w:r>
+        <w:rPr>
+          <w:rFonts w:ascii="Consolas" w:cs="Consolas" w:eastAsia="Consolas" w:hAnsi="Consolas"/>
+        </w:rPr>
+        <w:t xml:space="preserve">git submodule update --init</w:t>
+      </w:r>
+      <w:r>
+        <w:t xml:space="preserve">，则无需手动下载。</w:t>
+      </w:r>
+    </w:p>
+    <w:p>
+      <w:pPr>
         <w:pStyle w:val="Heading3"/>
         <w:spacing w:after="120" w:before="120"/>
         <w:outlineLvl w:val="2"/>
@@ -14551,6 +14831,31 @@
       </w:pPr>
       <w:r>
         <w:t xml:space="preserve">&gt; AI生成</w:t>
+      </w:r>
+    </w:p>
+    <w:p>
+      <w:pPr>
+        <w:jc w:val="right"/>
+      </w:pPr>
+      <w:r>
+        <w:rPr>
+          <w:sz w:val="24"/>
+          <w:color w:val="A6A6A6"/>
+        </w:rPr>
+        <w:t>AI生成</w:t>
+      </w:r>
+    </w:p>
+    <w:p>
+      <w:pPr>
+        <w:jc w:val="right"/>
+      </w:pPr>
+      <w:r>
+        <w:rPr>
+          <w:vanish/>
+          <w:sz w:val="16"/>
+          <w:color w:val="BFBFBF"/>
+        </w:rPr>
+        <w:t>AIGC标识: aa80bfcd-d0bd-4d13-8081-a2abeb48ab03</w:t>
       </w:r>
     </w:p>
     <w:sectPr>
